--- a/docs/pack-commercial/commerciaux/FORMULAIRE-RESILIATION_garage.docx
+++ b/docs/pack-commercial/commerciaux/FORMULAIRE-RESILIATION_garage.docx
@@ -137,7 +137,7 @@
         <w:rPr>
           <w:sz w:val="20"/>
         </w:rPr>
-        <w:t>☐ Résiliation ANTICIPÉE pendant l'engagement de 12 mois — je reconnais que les mensualités restant à courir jusqu'au terme sont exigibles à titre d'indemnité (CGV art. 2), sauf accord écrit d'IDEAFORMA.</w:t>
+        <w:t>☐ Résiliation ANTICIPÉE pendant l'engagement de 12 mois — je reconnais être redevable des FRAIS DE RÉSILIATION ANTICIPÉE : totalité des mensualités HT restant à courir jusqu'au terme + mise en service initialement offerte, arrêtés à la date d'effet et facturés en une fois (CGV art. 2).</w:t>
       </w:r>
     </w:p>
     <w:p>
@@ -161,7 +161,7 @@
         <w:rPr>
           <w:sz w:val="20"/>
         </w:rPr>
-        <w:t>☐ Cessation d'activité / cession du fonds (joindre le justificatif) — date : ____ / ____ / ________.</w:t>
+        <w:t>☐ Cessation d'activité / cession du fonds (joindre le justificatif) — date : ____ / ____ / ________. Pendant un engagement de 12 mois, le solde des mensualités restantes est arrêté à la date de cessation et exigible (CGV art. 2), sous réserve du droit des procédures collectives.</w:t>
       </w:r>
     </w:p>
     <w:p>

--- a/docs/pack-commercial/commerciaux/FORMULAIRE-RESILIATION_garage.docx
+++ b/docs/pack-commercial/commerciaux/FORMULAIRE-RESILIATION_garage.docx
@@ -137,7 +137,7 @@
         <w:rPr>
           <w:sz w:val="20"/>
         </w:rPr>
-        <w:t>☐ Résiliation ANTICIPÉE pendant l'engagement de 12 mois — je reconnais être redevable des FRAIS DE RÉSILIATION ANTICIPÉE : totalité des mensualités HT restant à courir jusqu'au terme + mise en service initialement offerte, arrêtés à la date d'effet et facturés en une fois (CGV art. 2).</w:t>
+        <w:t xml:space="preserve">☐ Résiliation ANTICIPÉE pendant l'engagement de 12 mois — je reconnais être redevable des FRAIS DE RÉSILIATION ANTICIPÉE : rattrapage de la remise d'engagement sur les mensualités déjà exécutées + mise en service initialement offerte + indemnité forfaitaire de 50 % des mensualités HT restant à courir jusqu'au terme, arrêtés à la date d'effet, sous déduction des sommes déjà versées d'avance, et facturés en une fois (CGV art. 2.3 et 2.4).</w:t>
       </w:r>
     </w:p>
     <w:p>
@@ -161,7 +161,7 @@
         <w:rPr>
           <w:sz w:val="20"/>
         </w:rPr>
-        <w:t>☐ Cessation d'activité / cession du fonds (joindre le justificatif) — date : ____ / ____ / ________. Pendant un engagement de 12 mois, le solde des mensualités restantes est arrêté à la date de cessation et exigible (CGV art. 2), sous réserve du droit des procédures collectives.</w:t>
+        <w:t xml:space="preserve">☐ Cessation d'activité / cession du fonds (joindre le justificatif) — date : ____ / ____ / ________. Pendant un engagement de 12 mois, les sommes dues au titre de la résiliation anticipée (CGV art. 2.3) sont arrêtées à la date de cessation (CGV art. 2.6), sous réserve du droit des procédures collectives qui prévaut en toute hypothèse.</w:t>
       </w:r>
     </w:p>
     <w:p>
